--- a/products-storage/16-chto-v-smete-ne-oplatyat/66-pamyatka-nakladnye-i-smetnaya-pribyl.docx
+++ b/products-storage/16-chto-v-smete-ne-oplatyat/66-pamyatka-nakladnye-i-smetnaya-pribyl.docx
@@ -4,453 +4,414 @@
   <w:body>
     <w:p>
       <w:pPr>
-        <w:pStyle w:val="Heading1"/>
+        <w:pStyle w:val="Title"/>
       </w:pPr>
       <w:r>
-        <w:t>Памятка: накладные расходы и сметная прибыль</w:t>
+        <w:t>Накладные расходы и сметная прибыль</w:t>
       </w:r>
     </w:p>
     <w:p>
       <w:r>
-        <w:t>Что эти начисления покрывают по своему составу и чего в них нет. Памятка нужна ровно для одного разговора: вам говорят «это в накладных», и нужно понять, правда ли это.</w:t>
+        <w:t>Проверьте, какие затраты уже покрыты расценками, стоимостью ресурсов и начислениями. В реестр включайте оценку только непокрытой части, чтобы сохранить плановую прибыль и исключить повторное начисление.</w:t>
       </w:r>
     </w:p>
-    <w:p/>
-    <w:tbl>
-      <w:tblPr>
-        <w:tblStyle w:val="TableGrid"/>
-        <w:tblW w:type="auto" w:w="0"/>
-        <w:tblLook w:firstColumn="1" w:firstRow="1" w:lastColumn="0" w:lastRow="0" w:noHBand="0" w:noVBand="1" w:val="04A0"/>
-      </w:tblPr>
-      <w:tblGrid>
-        <w:gridCol w:w="8640"/>
-      </w:tblGrid>
-      <w:tr>
-        <w:tc>
-          <w:tcPr>
-            <w:tcW w:type="dxa" w:w="8640"/>
-          </w:tcPr>
-          <w:p>
-            <w:r>
-              <w:rPr>
-                <w:b/>
-              </w:rPr>
-              <w:t>Важно, прочитайте до использования</w:t>
-            </w:r>
-          </w:p>
-          <w:p>
-            <w:r>
-              <w:t>Это порядок проверки сметы и рабочие формы к нему, а не юридическая консультация, не составление сметы и не гарантия того, что генподрядчик согласится включить затраты. Комплект делает видимым, чего смета не оплачивает, — пока цена ещё обсуждается.</w:t>
-            </w:r>
-          </w:p>
-          <w:p>
-            <w:r>
-              <w:t>Комплект не составляет смету и не заменяет сметчика. Он проверяет уже составленную смету глазами того, кто по ней будет работать и получать деньги.</w:t>
-            </w:r>
-          </w:p>
-          <w:p>
-            <w:r>
-              <w:t>Числовых величин здесь нет намеренно: проценты накладных расходов и сметной прибыли, размеры зимнего удорожания, номера расценок и индексы меняются, а скачанный файл не обновляется сам. Названо, где величину брать на дату проверки и что в ней проверить.</w:t>
-            </w:r>
-          </w:p>
-          <w:p>
-            <w:r>
-              <w:t>Тексты вычитку юристом не проходили. Ссылок на номера статей и нормативов в файлах нет: проверка ведётся по вашему договору и вашей смете, а спор о праве — работа юриста по конкретным документам.</w:t>
-            </w:r>
-          </w:p>
-          <w:p>
-            <w:r>
-              <w:t>Граница проходит по стадии. Договор не подписан, смета обсуждается — комплект работает. Работы уже идут, а затрат в смете нет — это спор о цене выполненного, и он ведётся другими комплектами: «Дополнительные работы: как получить оплату» и «Акты выполненных работ, КС-2 и КС-3».</w:t>
-            </w:r>
-          </w:p>
-        </w:tc>
-      </w:tr>
-    </w:tbl>
-    <w:p/>
     <w:p>
       <w:pPr>
-        <w:pStyle w:val="Heading2"/>
+        <w:pStyle w:val="Heading1"/>
       </w:pPr>
       <w:r>
-        <w:t>Почему в этой памятке нет процентов</w:t>
+        <w:t>Порядок определения покрытия</w:t>
       </w:r>
     </w:p>
     <w:p>
       <w:r>
-        <w:t>Нормативы накладных расходов и сметной прибыли устанавливаются методическими документами и зависят от вида работ, применяемой сметно-нормативной базы и её редакции. Значения пересматриваются, а скачанный файл не обновляется сам: процент, названный здесь, через год превратился бы в ошибку с ценой в размер вашей прибыли.</w:t>
+        <w:t>1. Зафиксируйте применяемый способ определения цены, сметную базу, редакцию методик и уровень цен. При обязательном применении сметных нормативов проверьте их применимость к объекту и дате расчёта. Для согласуемой коммерческой цены закрепите метод расчёта в договоре с учётом обязательных требований.</w:t>
       </w:r>
     </w:p>
     <w:p>
       <w:r>
-        <w:t>Поэтому памятка отвечает на другой вопрос — не «сколько», а «что». Само значение вы берёте из методики в редакции, действующей на дату составления сметы, и из того, что записано в вашем договоре: {{СМЕТНО_НОРМАТИВНАЯ_БАЗА}}, {{ДАТА_УРОВНЯ_ЦЕН}}.</w:t>
+        <w:t>2. По каждой позиции определите базу, норматив и коэффициенты начисления накладных расходов и сметной прибыли. Сверьте вид работ, объём Исполнителя и обоснование коэффициентов.</w:t>
+      </w:r>
+    </w:p>
+    <w:p>
+      <w:r>
+        <w:t>3. Проверьте состав учтённых затрат. Часть подготовительных операций, инвентаря, содержания площадки и нетитульных временных сооружений может учитываться в расценках или накладных расходах. Отсутствие отдельной строки требует проверки состава, а не автоматического добавления стоимости.</w:t>
       </w:r>
     </w:p>
     <w:p>
       <w:pPr>
-        <w:pStyle w:val="Heading2"/>
+        <w:pStyle w:val="Heading1"/>
       </w:pPr>
       <w:r>
-        <w:t>Накладные расходы: что это по составу</w:t>
-      </w:r>
-    </w:p>
-    <w:p>
-      <w:r>
-        <w:t>Накладные расходы — это затраты, которые нужны для организации и обслуживания работ, но не относятся напрямую к конкретной технологической операции. По составу в них традиционно входят четыре группы:</w:t>
-      </w:r>
-    </w:p>
-    <w:p>
-      <w:pPr>
-        <w:pStyle w:val="ListBullet"/>
-      </w:pPr>
-      <w:r>
-        <w:t>административно-хозяйственные — содержание аппарата управления, связь, канцелярия, служебный транспорт управления;</w:t>
-      </w:r>
-    </w:p>
-    <w:p>
-      <w:pPr>
-        <w:pStyle w:val="ListBullet"/>
-      </w:pPr>
-      <w:r>
-        <w:t>обслуживание работников — подготовка и переподготовка кадров, охрана труда и техника безопасности, санитарно-бытовое обслуживание;</w:t>
-      </w:r>
-    </w:p>
-    <w:p>
-      <w:pPr>
-        <w:pStyle w:val="ListBullet"/>
-      </w:pPr>
-      <w:r>
-        <w:t>организация работ на площадке — содержание пожарной и сторожевой охраны, износ и ремонт малоценного инструмента и инвентаря, подготовка объекта к сдаче;</w:t>
-      </w:r>
-    </w:p>
-    <w:p>
-      <w:pPr>
-        <w:pStyle w:val="ListBullet"/>
-      </w:pPr>
-      <w:r>
-        <w:t>прочие — платежи по обязательным видам страхования, реклама, отдельные виды услуг.</w:t>
-      </w:r>
-    </w:p>
-    <w:p>
-      <w:r>
-        <w:t>Ключевое для проверки сметы: накладные расходы — это ваши затраты на ведение собственной деятельности, а не оплата материальных ресурсов и не оплата работ, которые кто-то физически выполняет на объекте.</w:t>
-      </w:r>
-    </w:p>
-    <w:p>
-      <w:pPr>
-        <w:pStyle w:val="Heading2"/>
-      </w:pPr>
-      <w:r>
-        <w:t>Сметная прибыль: что это по составу</w:t>
-      </w:r>
-    </w:p>
-    <w:p>
-      <w:r>
-        <w:t>Сметная прибыль — средства, предназначенные для покрытия затрат подрядчика на развитие производства, материальное стимулирование работников и уплату налогов, уплачиваемых из прибыли. Это не «ваш доход от объекта» в бытовом смысле и не резерв на неучтённые работы.</w:t>
-      </w:r>
-    </w:p>
-    <w:p>
-      <w:r>
-        <w:t>Отсюда практический вывод: закрывать сметной прибылью выпадающие затраты означает работать за ноль, а не с прибылью, — и это тот случай, когда объект выглядит выгодным ровно до закрытия первого месяца.</w:t>
-      </w:r>
-    </w:p>
-    <w:p>
-      <w:pPr>
-        <w:pStyle w:val="Heading2"/>
-      </w:pPr>
-      <w:r>
-        <w:t>Чего в этих начислениях нет</w:t>
-      </w:r>
-    </w:p>
-    <w:p>
-      <w:r>
-        <w:t>Перечень ниже — не норма, а рабочий ориентир для разговора. Каждая позиция проверяется по составу начисления, применённого именно в вашей смете.</w:t>
+        <w:t>Рабочая таблица проверки</w:t>
       </w:r>
     </w:p>
     <w:tbl>
       <w:tblPr>
-        <w:tblStyle w:val="TableGrid"/>
         <w:tblW w:type="auto" w:w="0"/>
+        <w:tblLayout w:type="fixed"/>
         <w:tblLook w:firstColumn="1" w:firstRow="1" w:lastColumn="0" w:lastRow="0" w:noHBand="0" w:noVBand="1" w:val="04A0"/>
       </w:tblPr>
       <w:tblGrid>
-        <w:gridCol w:w="4320"/>
-        <w:gridCol w:w="4320"/>
+        <w:gridCol w:w="4876"/>
+        <w:gridCol w:w="4876"/>
       </w:tblGrid>
       <w:tr>
+        <w:trPr>
+          <w:cantSplit/>
+          <w:tblHeader/>
+        </w:trPr>
         <w:tc>
           <w:tcPr>
-            <w:tcW w:type="dxa" w:w="4320"/>
+            <w:tcW w:type="dxa" w:w="2835"/>
+            <w:vAlign w:val="center"/>
+            <w:tcBorders>
+              <w:top w:val="single" w:sz="4" w:color="D9D9D9"/>
+              <w:left w:val="single" w:sz="4" w:color="D9D9D9"/>
+              <w:bottom w:val="single" w:sz="4" w:color="D9D9D9"/>
+              <w:right w:val="single" w:sz="4" w:color="D9D9D9"/>
+            </w:tcBorders>
+            <w:shd w:fill="EAE9E5"/>
           </w:tcPr>
           <w:p>
+            <w:pPr>
+              <w:spacing w:after="80" w:before="60"/>
+            </w:pPr>
             <w:r>
               <w:rPr>
                 <w:b/>
+                <w:sz w:val="18"/>
               </w:rPr>
-              <w:t>Затрата</w:t>
+              <w:t>Группа затрат</w:t>
             </w:r>
           </w:p>
         </w:tc>
         <w:tc>
           <w:tcPr>
-            <w:tcW w:type="dxa" w:w="4320"/>
+            <w:tcW w:type="dxa" w:w="6917"/>
+            <w:vAlign w:val="center"/>
+            <w:tcBorders>
+              <w:top w:val="single" w:sz="4" w:color="D9D9D9"/>
+              <w:left w:val="single" w:sz="4" w:color="D9D9D9"/>
+              <w:bottom w:val="single" w:sz="4" w:color="D9D9D9"/>
+              <w:right w:val="single" w:sz="4" w:color="D9D9D9"/>
+            </w:tcBorders>
+            <w:shd w:fill="EAE9E5"/>
           </w:tcPr>
           <w:p>
+            <w:pPr>
+              <w:spacing w:after="80" w:before="60"/>
+            </w:pPr>
             <w:r>
               <w:rPr>
                 <w:b/>
+                <w:sz w:val="18"/>
               </w:rPr>
-              <w:t>Почему её обычно нет в начислении</w:t>
+              <w:t>Что подтвердить до включения в запрос</w:t>
             </w:r>
           </w:p>
         </w:tc>
       </w:tr>
       <w:tr>
+        <w:trPr>
+          <w:cantSplit/>
+        </w:trPr>
         <w:tc>
           <w:tcPr>
-            <w:tcW w:type="dxa" w:w="4320"/>
+            <w:tcW w:type="dxa" w:w="2835"/>
+            <w:vAlign w:val="center"/>
+            <w:tcBorders>
+              <w:top w:val="single" w:sz="4" w:color="D9D9D9"/>
+              <w:left w:val="single" w:sz="4" w:color="D9D9D9"/>
+              <w:bottom w:val="single" w:sz="4" w:color="D9D9D9"/>
+              <w:right w:val="single" w:sz="4" w:color="D9D9D9"/>
+            </w:tcBorders>
           </w:tcPr>
           <w:p>
+            <w:pPr>
+              <w:spacing w:after="80" w:before="60"/>
+            </w:pPr>
             <w:r>
-              <w:t>Вывоз строительного мусора с объекта</w:t>
+              <w:rPr>
+                <w:b w:val="0"/>
+                <w:sz w:val="18"/>
+              </w:rPr>
+              <w:t>Отходы и уборка</w:t>
             </w:r>
           </w:p>
         </w:tc>
         <w:tc>
           <w:tcPr>
-            <w:tcW w:type="dxa" w:w="4320"/>
+            <w:tcW w:type="dxa" w:w="6917"/>
+            <w:vAlign w:val="center"/>
+            <w:tcBorders>
+              <w:top w:val="single" w:sz="4" w:color="D9D9D9"/>
+              <w:left w:val="single" w:sz="4" w:color="D9D9D9"/>
+              <w:bottom w:val="single" w:sz="4" w:color="D9D9D9"/>
+              <w:right w:val="single" w:sz="4" w:color="D9D9D9"/>
+            </w:tcBorders>
           </w:tcPr>
           <w:p>
+            <w:pPr>
+              <w:spacing w:after="80" w:before="60"/>
+            </w:pPr>
             <w:r>
-              <w:t>Это отдельная работа с материальными затратами: контейнер, транспорт, размещение отходов. Обслуживанием собственной деятельности она не является.</w:t>
+              <w:rPr>
+                <w:b w:val="0"/>
+                <w:sz w:val="18"/>
+              </w:rPr>
+              <w:t>Разделите уборку, перемещение, погрузку, перевозку и размещение. Проверьте состав расценок и накладных расходов по каждой операции.</w:t>
             </w:r>
           </w:p>
         </w:tc>
       </w:tr>
       <w:tr>
+        <w:trPr>
+          <w:cantSplit/>
+        </w:trPr>
         <w:tc>
           <w:tcPr>
-            <w:tcW w:type="dxa" w:w="4320"/>
+            <w:tcW w:type="dxa" w:w="2835"/>
+            <w:vAlign w:val="center"/>
+            <w:tcBorders>
+              <w:top w:val="single" w:sz="4" w:color="D9D9D9"/>
+              <w:left w:val="single" w:sz="4" w:color="D9D9D9"/>
+              <w:bottom w:val="single" w:sz="4" w:color="D9D9D9"/>
+              <w:right w:val="single" w:sz="4" w:color="D9D9D9"/>
+            </w:tcBorders>
           </w:tcPr>
           <w:p>
+            <w:pPr>
+              <w:spacing w:after="80" w:before="60"/>
+            </w:pPr>
             <w:r>
+              <w:rPr>
+                <w:b w:val="0"/>
+                <w:sz w:val="18"/>
+              </w:rPr>
               <w:t>Временные здания и сооружения</w:t>
             </w:r>
           </w:p>
         </w:tc>
         <w:tc>
           <w:tcPr>
-            <w:tcW w:type="dxa" w:w="4320"/>
+            <w:tcW w:type="dxa" w:w="6917"/>
+            <w:vAlign w:val="center"/>
+            <w:tcBorders>
+              <w:top w:val="single" w:sz="4" w:color="D9D9D9"/>
+              <w:left w:val="single" w:sz="4" w:color="D9D9D9"/>
+              <w:bottom w:val="single" w:sz="4" w:color="D9D9D9"/>
+              <w:right w:val="single" w:sz="4" w:color="D9D9D9"/>
+            </w:tcBorders>
           </w:tcPr>
           <w:p>
+            <w:pPr>
+              <w:spacing w:after="80" w:before="60"/>
+            </w:pPr>
             <w:r>
-              <w:t>Затраты на них считаются отдельно от накладных расходов; в смете им отводится своя строка либо своё начисление.</w:t>
+              <w:rPr>
+                <w:b w:val="0"/>
+                <w:sz w:val="18"/>
+              </w:rPr>
+              <w:t>Разделите титульные, нетитульные и специальные вспомогательные решения. Проверьте способ учёта и распределение между сторонами.</w:t>
             </w:r>
           </w:p>
         </w:tc>
       </w:tr>
       <w:tr>
+        <w:trPr>
+          <w:cantSplit/>
+        </w:trPr>
         <w:tc>
           <w:tcPr>
-            <w:tcW w:type="dxa" w:w="4320"/>
+            <w:tcW w:type="dxa" w:w="2835"/>
+            <w:vAlign w:val="center"/>
+            <w:tcBorders>
+              <w:top w:val="single" w:sz="4" w:color="D9D9D9"/>
+              <w:left w:val="single" w:sz="4" w:color="D9D9D9"/>
+              <w:bottom w:val="single" w:sz="4" w:color="D9D9D9"/>
+              <w:right w:val="single" w:sz="4" w:color="D9D9D9"/>
+            </w:tcBorders>
           </w:tcPr>
           <w:p>
+            <w:pPr>
+              <w:spacing w:after="80" w:before="60"/>
+            </w:pPr>
             <w:r>
-              <w:t>Зимнее удорожание</w:t>
+              <w:rPr>
+                <w:b w:val="0"/>
+                <w:sz w:val="18"/>
+              </w:rPr>
+              <w:t>Доставка и подъём материалов</w:t>
             </w:r>
           </w:p>
         </w:tc>
         <w:tc>
           <w:tcPr>
-            <w:tcW w:type="dxa" w:w="4320"/>
+            <w:tcW w:type="dxa" w:w="6917"/>
+            <w:vAlign w:val="center"/>
+            <w:tcBorders>
+              <w:top w:val="single" w:sz="4" w:color="D9D9D9"/>
+              <w:left w:val="single" w:sz="4" w:color="D9D9D9"/>
+              <w:bottom w:val="single" w:sz="4" w:color="D9D9D9"/>
+              <w:right w:val="single" w:sz="4" w:color="D9D9D9"/>
+            </w:tcBorders>
           </w:tcPr>
           <w:p>
+            <w:pPr>
+              <w:spacing w:after="80" w:before="60"/>
+            </w:pPr>
             <w:r>
-              <w:t>Считается отдельно и зависит от периода производства работ и температурной зоны, а не от объёма основных затрат.</w:t>
+              <w:rPr>
+                <w:b w:val="0"/>
+                <w:sz w:val="18"/>
+              </w:rPr>
+              <w:t>Сверьте цену ресурса, точку поставки, расстояние, разгрузку, внутриплощадочное перемещение и работу механизмов.</w:t>
             </w:r>
           </w:p>
         </w:tc>
       </w:tr>
       <w:tr>
+        <w:trPr>
+          <w:cantSplit/>
+        </w:trPr>
         <w:tc>
           <w:tcPr>
-            <w:tcW w:type="dxa" w:w="4320"/>
+            <w:tcW w:type="dxa" w:w="2835"/>
+            <w:vAlign w:val="center"/>
+            <w:tcBorders>
+              <w:top w:val="single" w:sz="4" w:color="D9D9D9"/>
+              <w:left w:val="single" w:sz="4" w:color="D9D9D9"/>
+              <w:bottom w:val="single" w:sz="4" w:color="D9D9D9"/>
+              <w:right w:val="single" w:sz="4" w:color="D9D9D9"/>
+            </w:tcBorders>
           </w:tcPr>
           <w:p>
+            <w:pPr>
+              <w:spacing w:after="80" w:before="60"/>
+            </w:pPr>
             <w:r>
-              <w:t>Доставка материалов до объекта</w:t>
+              <w:rPr>
+                <w:b w:val="0"/>
+                <w:sz w:val="18"/>
+              </w:rPr>
+              <w:t>Испытания и геодезия</w:t>
             </w:r>
           </w:p>
         </w:tc>
         <w:tc>
           <w:tcPr>
-            <w:tcW w:type="dxa" w:w="4320"/>
+            <w:tcW w:type="dxa" w:w="6917"/>
+            <w:vAlign w:val="center"/>
+            <w:tcBorders>
+              <w:top w:val="single" w:sz="4" w:color="D9D9D9"/>
+              <w:left w:val="single" w:sz="4" w:color="D9D9D9"/>
+              <w:bottom w:val="single" w:sz="4" w:color="D9D9D9"/>
+              <w:right w:val="single" w:sz="4" w:color="D9D9D9"/>
+            </w:tcBorders>
           </w:tcPr>
           <w:p>
+            <w:pPr>
+              <w:spacing w:after="80" w:before="60"/>
+            </w:pPr>
             <w:r>
-              <w:t>Относится к стоимости материальных ресурсов, а не к организации работ.</w:t>
+              <w:rPr>
+                <w:b w:val="0"/>
+                <w:sz w:val="18"/>
+              </w:rPr>
+              <w:t>Установите предусмотренный проектом объём, состав расценок, необходимые услуги и подтверждённого плательщика.</w:t>
             </w:r>
           </w:p>
         </w:tc>
       </w:tr>
       <w:tr>
+        <w:trPr>
+          <w:cantSplit/>
+        </w:trPr>
         <w:tc>
           <w:tcPr>
-            <w:tcW w:type="dxa" w:w="4320"/>
+            <w:tcW w:type="dxa" w:w="2835"/>
+            <w:vAlign w:val="center"/>
+            <w:tcBorders>
+              <w:top w:val="single" w:sz="4" w:color="D9D9D9"/>
+              <w:left w:val="single" w:sz="4" w:color="D9D9D9"/>
+              <w:bottom w:val="single" w:sz="4" w:color="D9D9D9"/>
+              <w:right w:val="single" w:sz="4" w:color="D9D9D9"/>
+            </w:tcBorders>
           </w:tcPr>
           <w:p>
+            <w:pPr>
+              <w:spacing w:after="80" w:before="60"/>
+            </w:pPr>
             <w:r>
-              <w:t>Подъём материалов на отметку и перемещение по объекту</w:t>
+              <w:rPr>
+                <w:b w:val="0"/>
+                <w:sz w:val="18"/>
+              </w:rPr>
+              <w:t>Страхование и услуги генподряда</w:t>
             </w:r>
           </w:p>
         </w:tc>
         <w:tc>
           <w:tcPr>
-            <w:tcW w:type="dxa" w:w="4320"/>
+            <w:tcW w:type="dxa" w:w="6917"/>
+            <w:vAlign w:val="center"/>
+            <w:tcBorders>
+              <w:top w:val="single" w:sz="4" w:color="D9D9D9"/>
+              <w:left w:val="single" w:sz="4" w:color="D9D9D9"/>
+              <w:bottom w:val="single" w:sz="4" w:color="D9D9D9"/>
+              <w:right w:val="single" w:sz="4" w:color="D9D9D9"/>
+            </w:tcBorders>
           </w:tcPr>
           <w:p>
+            <w:pPr>
+              <w:spacing w:after="80" w:before="60"/>
+            </w:pPr>
             <w:r>
-              <w:t>Это технологическая операция с трудозатратами и механизмами; при отсутствии позиции в смете она выпадает целиком.</w:t>
-            </w:r>
-          </w:p>
-        </w:tc>
-      </w:tr>
-      <w:tr>
-        <w:tc>
-          <w:tcPr>
-            <w:tcW w:type="dxa" w:w="4320"/>
-          </w:tcPr>
-          <w:p>
-            <w:r>
-              <w:t>Услуги генподряда</w:t>
-            </w:r>
-          </w:p>
-        </w:tc>
-        <w:tc>
-          <w:tcPr>
-            <w:tcW w:type="dxa" w:w="4320"/>
-          </w:tcPr>
-          <w:p>
-            <w:r>
-              <w:t>Это удержание из вашей стоимости в пользу второй стороны, а не покрытие ваших затрат.</w:t>
-            </w:r>
-          </w:p>
-        </w:tc>
-      </w:tr>
-      <w:tr>
-        <w:tc>
-          <w:tcPr>
-            <w:tcW w:type="dxa" w:w="4320"/>
-          </w:tcPr>
-          <w:p>
-            <w:r>
-              <w:t>Страхование строительно-монтажных рисков объекта</w:t>
-            </w:r>
-          </w:p>
-        </w:tc>
-        <w:tc>
-          <w:tcPr>
-            <w:tcW w:type="dxa" w:w="4320"/>
-          </w:tcPr>
-          <w:p>
-            <w:r>
-              <w:t>Обязательные виды страхования и страхование конкретного объекта — разные вещи; второе обычно требует отдельной строки.</w:t>
-            </w:r>
-          </w:p>
-        </w:tc>
-      </w:tr>
-      <w:tr>
-        <w:tc>
-          <w:tcPr>
-            <w:tcW w:type="dxa" w:w="4320"/>
-          </w:tcPr>
-          <w:p>
-            <w:r>
-              <w:t>Испытания, геодезия, лабораторные заключения</w:t>
-            </w:r>
-          </w:p>
-        </w:tc>
-        <w:tc>
-          <w:tcPr>
-            <w:tcW w:type="dxa" w:w="4320"/>
-          </w:tcPr>
-          <w:p>
-            <w:r>
-              <w:t>Это работы и услуги по объекту, а не содержание вашего аппарата.</w:t>
+              <w:rPr>
+                <w:b w:val="0"/>
+                <w:sz w:val="18"/>
+              </w:rPr>
+              <w:t>Проверьте вид расхода, основание, базу, размер и влияние на сумму, фактически остающуюся Подрядчику.</w:t>
             </w:r>
           </w:p>
         </w:tc>
       </w:tr>
     </w:tbl>
-    <w:p/>
     <w:p>
       <w:pPr>
-        <w:pStyle w:val="Heading2"/>
+        <w:pStyle w:val="Heading1"/>
       </w:pPr>
       <w:r>
-        <w:t>Что проверить в конкретной смете</w:t>
+        <w:t>Сметная и плановая прибыль</w:t>
       </w:r>
     </w:p>
     <w:p>
       <w:r>
-        <w:t>☐  От какой базы начислены накладные расходы и сметная прибыль. База начисления названа в смете; если не названа — это первый вопрос.</w:t>
+        <w:t>Сметная прибыль — начисление в составе сметного расчёта по применяемой методике. Плановая прибыль компании по объекту определяется её собственным расчётом доходов и расходов. Для оценки риска в реестре указывайте плановую прибыль; сметное начисление не подставляйте вместо неё без экономического обоснования.</w:t>
+      </w:r>
+    </w:p>
+    <w:p>
+      <w:pPr>
+        <w:pStyle w:val="Heading1"/>
+      </w:pPr>
+      <w:r>
+        <w:t>Документирование результата</w:t>
       </w:r>
     </w:p>
     <w:p>
       <w:r>
-        <w:t>☐  Какой норматив применён и соответствует ли он вашему виду работ. Норматив по другому виду работ — распространённое расхождение и объяснимая ошибка составителя, который считал смету по объекту целиком.</w:t>
+        <w:t>Для статуса «покрыто, проверено» укажите позицию, раздел методики или состав начисления и сумму покрытия. При частичном покрытии оцените остаток. Если данных нет, запросите расчёт; сохраняйте статус неопределённости до получения ответа.</w:t>
       </w:r>
     </w:p>
     <w:p>
       <w:r>
-        <w:t>☐  Применены ли понижающие коэффициенты к начислениям, кем и на каком основании. Основание должно быть названо в смете или в задании, а не подразумеваться.</w:t>
-      </w:r>
-    </w:p>
-    <w:p>
-      <w:r>
-        <w:t>☐  Считались ли накладные расходы и сметная прибыль от объёма работ, который выполняете именно вы, или от объёма по объекту.</w:t>
-      </w:r>
-    </w:p>
-    <w:p>
-      <w:r>
-        <w:t>☐  Что говорит договор: он может устанавливать свой порядок определения этих величин, и тогда работает договор.</w:t>
-      </w:r>
-    </w:p>
-    <w:p>
-      <w:r>
-        <w:t>☐  Для каждой позиции реестра со статусом «покрыто накладными» — какой именно группой состава она покрыта. Ответ «просто накладными» проверку не проходит.</w:t>
-      </w:r>
-    </w:p>
-    <w:p>
-      <w:pPr>
-        <w:pStyle w:val="Heading2"/>
-      </w:pPr>
-      <w:r>
-        <w:t>Как это выглядит в разговоре</w:t>
-      </w:r>
-    </w:p>
-    <w:p>
-      <w:r>
-        <w:t>Пример условный, приведён как порядок аргументации, а не как утверждение о конкретном объекте или конкретной норме.</w:t>
-      </w:r>
-    </w:p>
-    <w:p>
-      <w:r>
-        <w:t>Вторая сторона: «Вывоз мусора у вас в накладных, отдельной строки не будет».</w:t>
-      </w:r>
-    </w:p>
-    <w:p>
-      <w:r>
-        <w:t>Ответ по составу: «Накладные расходы покрывают организацию и обслуживание собственной деятельности подрядчика. Вывоз мусора — материальная затрата по объекту: контейнер, транспорт, размещение отходов. Просим либо указать позицию сметы, которой эта затрата покрыта, либо включить её отдельной строкой, либо письменно подтвердить, что вывоз обеспечивается силами генподрядчика».</w:t>
-      </w:r>
-    </w:p>
-    <w:p>
-      <w:r>
-        <w:t>Смысл ответа не в том, чтобы выиграть спор на месте, а в том, чтобы получить один из трёх письменных ответов: любой из них снимает затрату с вашего риска.</w:t>
+        <w:t>Основания проверки: методики Минстроя России № 812/пр и № 774/пр в применимой редакции, сведения ФРСН, смета и договор. Применяемые величины и источники фиксируйте в материалах расчёта.</w:t>
       </w:r>
     </w:p>
     <w:sectPr>
-      <w:pgSz w:w="12240" w:h="15840"/>
-      <w:pgMar w:top="1440" w:right="1800" w:bottom="1440" w:left="1800" w:header="720" w:footer="720" w:gutter="0"/>
+      <w:pgSz w:w="11906" w:h="16838"/>
+      <w:pgMar w:top="907" w:right="1020" w:bottom="907" w:left="1134" w:header="720" w:footer="720" w:gutter="0"/>
       <w:cols w:space="720"/>
       <w:docGrid w:linePitch="360"/>
     </w:sectPr>
@@ -821,6 +782,14 @@
     <w:name w:val="Normal"/>
     <w:qFormat/>
     <w:rsid w:val="00FC693F"/>
+    <w:pPr>
+      <w:spacing w:after="120" w:line="264" w:lineRule="auto"/>
+    </w:pPr>
+    <w:rPr>
+      <w:rFonts w:ascii="Arial" w:hAnsi="Arial"/>
+      <w:color w:val="303539"/>
+      <w:sz w:val="20"/>
+    </w:rPr>
   </w:style>
   <w:style w:type="paragraph" w:styleId="Header">
     <w:name w:val="header"/>
@@ -877,15 +846,15 @@
     <w:pPr>
       <w:keepNext/>
       <w:keepLines/>
-      <w:spacing w:before="480" w:after="0"/>
+      <w:spacing w:before="180" w:after="80"/>
       <w:outlineLvl w:val="0"/>
     </w:pPr>
     <w:rPr>
-      <w:rFonts w:asciiTheme="majorHAnsi" w:eastAsiaTheme="majorEastAsia" w:hAnsiTheme="majorHAnsi" w:cstheme="majorBidi"/>
+      <w:rFonts w:asciiTheme="majorHAnsi" w:eastAsiaTheme="majorEastAsia" w:hAnsiTheme="majorHAnsi" w:cstheme="majorBidi" w:ascii="Arial" w:hAnsi="Arial"/>
       <w:b/>
       <w:bCs/>
-      <w:color w:val="365F91" w:themeColor="accent1" w:themeShade="BF"/>
-      <w:sz w:val="28"/>
+      <w:color w:val="303539"/>
+      <w:sz w:val="22"/>
       <w:szCs w:val="28"/>
     </w:rPr>
   </w:style>
@@ -901,15 +870,15 @@
     <w:pPr>
       <w:keepNext/>
       <w:keepLines/>
-      <w:spacing w:before="200" w:after="0"/>
+      <w:spacing w:before="180" w:after="80"/>
       <w:outlineLvl w:val="1"/>
     </w:pPr>
     <w:rPr>
-      <w:rFonts w:asciiTheme="majorHAnsi" w:eastAsiaTheme="majorEastAsia" w:hAnsiTheme="majorHAnsi" w:cstheme="majorBidi"/>
+      <w:rFonts w:asciiTheme="majorHAnsi" w:eastAsiaTheme="majorEastAsia" w:hAnsiTheme="majorHAnsi" w:cstheme="majorBidi" w:ascii="Arial" w:hAnsi="Arial"/>
       <w:b/>
       <w:bCs/>
-      <w:color w:val="4F81BD" w:themeColor="accent1"/>
-      <w:sz w:val="26"/>
+      <w:color w:val="303539"/>
+      <w:sz w:val="20"/>
       <w:szCs w:val="26"/>
     </w:rPr>
   </w:style>
@@ -1163,18 +1132,16 @@
     <w:qFormat/>
     <w:rsid w:val="00FC693F"/>
     <w:pPr>
-      <w:pBdr>
-        <w:bottom w:val="single" w:sz="8" w:space="4" w:color="4F81BD" w:themeColor="accent1"/>
-      </w:pBdr>
-      <w:spacing w:after="300" w:line="240" w:lineRule="auto"/>
+      <w:spacing w:after="80" w:line="240" w:lineRule="auto" w:before="180"/>
       <w:contextualSpacing/>
     </w:pPr>
     <w:rPr>
-      <w:rFonts w:asciiTheme="majorHAnsi" w:eastAsiaTheme="majorEastAsia" w:hAnsiTheme="majorHAnsi" w:cstheme="majorBidi"/>
-      <w:color w:val="17365D" w:themeColor="text2" w:themeShade="BF"/>
+      <w:rFonts w:asciiTheme="majorHAnsi" w:eastAsiaTheme="majorEastAsia" w:hAnsiTheme="majorHAnsi" w:cstheme="majorBidi" w:ascii="Arial" w:hAnsi="Arial"/>
+      <w:b/>
+      <w:color w:val="303539"/>
       <w:spacing w:val="5"/>
       <w:kern w:val="28"/>
-      <w:sz w:val="52"/>
+      <w:sz w:val="30"/>
       <w:szCs w:val="52"/>
     </w:rPr>
   </w:style>
